--- a/Offre_Logistique_Woyaffe.docx
+++ b/Offre_Logistique_Woyaffe.docx
@@ -47,7 +47,7 @@
         <w:t>Destinataire :</w:t>
       </w:r>
       <w:r>
-        <w:t xml:space="preserve"> Maverick Woyaffe — PREMIUM SERVICES (société en cours de constitution, reprise des actifs Distrimarks)</w:t>
+        <w:t xml:space="preserve"> Maverick Woyaffe (société en cours de constitution — reprise des actifs Distrimarks)</w:t>
       </w:r>
     </w:p>
     <w:p>
